--- a/1-Links/3-Platforms/1-Video Sharing/1-YouTube.docx
+++ b/1-Links/3-Platforms/1-Video Sharing/1-YouTube.docx
@@ -1373,61 +1373,6 @@
           <w:sz w:val="18"/>
           <w:highlight w:val="lightGray"/>
         </w:rPr>
-        <w:t>g</w:t>
-      </w:r>
-      <w:r>
-        <w:rPr>
-          <w:rFonts w:ascii="Arial" w:hAnsi="Arial" w:eastAsia="Arial" w:cs="Arial"/>
-          <w:b w:val="0"/>
-          <w:i w:val="0"/>
-          <w:color w:val="000000"/>
-          <w:sz w:val="18"/>
-          <w:highlight w:val="lightGray"/>
-        </w:rPr>
-        <w:t>p</w:t>
-      </w:r>
-      <w:r>
-        <w:rPr>
-          <w:rFonts w:ascii="Arial" w:hAnsi="Arial" w:eastAsia="Arial" w:cs="Arial"/>
-          <w:b w:val="0"/>
-          <w:i w:val="0"/>
-          <w:color w:val="000000"/>
-          <w:sz w:val="18"/>
-          <w:highlight w:val="lightGray"/>
-        </w:rPr>
-        <w:t>t</w:t>
-      </w:r>
-      <w:r>
-        <w:rPr>
-          <w:rFonts w:ascii="Arial" w:hAnsi="Arial" w:eastAsia="Arial" w:cs="Arial"/>
-          <w:b w:val="0"/>
-          <w:i w:val="0"/>
-          <w:color w:val="000000"/>
-          <w:sz w:val="18"/>
-          <w:highlight w:val="lightGray"/>
-        </w:rPr>
-        <w:t xml:space="preserve"> </w:t>
-      </w:r>
-      <w:r>
-        <w:rPr>
-          <w:rFonts w:ascii="Arial" w:hAnsi="Arial" w:eastAsia="Arial" w:cs="Arial"/>
-          <w:b w:val="0"/>
-          <w:i w:val="0"/>
-          <w:color w:val="000000"/>
-          <w:sz w:val="18"/>
-          <w:highlight w:val="lightGray"/>
-        </w:rPr>
-        <w:t>(</w:t>
-      </w:r>
-      <w:r>
-        <w:rPr>
-          <w:rFonts w:ascii="Arial" w:hAnsi="Arial" w:eastAsia="Arial" w:cs="Arial"/>
-          <w:b w:val="0"/>
-          <w:i w:val="0"/>
-          <w:color w:val="000000"/>
-          <w:sz w:val="18"/>
-          <w:highlight w:val="lightGray"/>
-        </w:rPr>
         <w:t>G</w:t>
       </w:r>
       <w:r>
@@ -1454,63 +1399,41 @@
       </w:r>
       <w:r>
         <w:rPr>
-          <w:rFonts w:ascii="Arial" w:hAnsi="Arial" w:eastAsia="Arial" w:cs="Cambria Math"/>
-          <w:b w:val="0"/>
-          <w:i w:val="0"/>
-          <w:color w:val="000000"/>
-          <w:sz w:val="18"/>
-          <w:highlight w:val="lightGray"/>
-        </w:rPr>
-        <w:t>‑</w:t>
-      </w:r>
-      <w:r>
-        <w:rPr>
-          <w:rFonts w:ascii="Arial" w:hAnsi="Arial" w:eastAsia="Arial" w:cs="Arial"/>
-          <w:b w:val="0"/>
-          <w:i w:val="0"/>
-          <w:color w:val="000000"/>
-          <w:sz w:val="18"/>
-          <w:highlight w:val="lightGray"/>
-        </w:rPr>
-        <w:t>5</w:t>
-      </w:r>
-      <w:r>
-        <w:rPr>
-          <w:rFonts w:ascii="Arial" w:hAnsi="Arial" w:eastAsia="Arial" w:cs="Arial"/>
-          <w:b w:val="0"/>
-          <w:i w:val="0"/>
-          <w:color w:val="000000"/>
-          <w:sz w:val="18"/>
-          <w:highlight w:val="lightGray"/>
-        </w:rPr>
-        <w:t xml:space="preserve"> </w:t>
-      </w:r>
-      <w:r>
-        <w:rPr>
-          <w:rFonts w:ascii="Arial" w:hAnsi="Arial" w:eastAsia="Arial" w:cs="Arial"/>
-          <w:b w:val="0"/>
-          <w:i w:val="0"/>
-          <w:color w:val="000000"/>
-          <w:sz w:val="18"/>
-          <w:highlight w:val="lightGray"/>
-        </w:rPr>
-        <w:t>M</w:t>
-      </w:r>
-      <w:r>
-        <w:rPr>
-          <w:rFonts w:ascii="Arial" w:hAnsi="Arial" w:eastAsia="Arial" w:cs="Arial"/>
-          <w:b w:val="0"/>
-          <w:i w:val="0"/>
-          <w:color w:val="000000"/>
-          <w:sz w:val="18"/>
-          <w:highlight w:val="lightGray"/>
-        </w:rPr>
-        <w:t>i</w:t>
-      </w:r>
-      <w:r>
-        <w:rPr>
-          <w:rFonts w:ascii="Arial" w:hAnsi="Arial" w:eastAsia="Arial" w:cs="Arial"/>
-          <w:b w:val="0"/>
+          <w:rFonts w:ascii="Arial" w:hAnsi="Arial" w:eastAsia="Arial" w:cs="Arial"/>
+          <w:b w:val="0"/>
+          <w:i w:val="0"/>
+          <w:color w:val="000000"/>
+          <w:sz w:val="18"/>
+          <w:highlight w:val="lightGray"/>
+        </w:rPr>
+        <w:t>]</w:t>
+      </w:r>
+      <w:r>
+        <w:rPr>
+          <w:rFonts w:ascii="Arial" w:hAnsi="Arial"/>
+          <w:b w:val="0"/>
+          <w:i w:val="0"/>
+          <w:color w:val="000000"/>
+          <w:sz w:val="18"/>
+          <w:highlight w:val="lightGray"/>
+        </w:rPr>
+        <w:t xml:space="preserve"> </w:t>
+      </w:r>
+      <w:r>
+        <w:rPr>
+          <w:rFonts w:ascii="Arial" w:hAnsi="Arial"/>
+          <w:b/>
+          <w:i w:val="0"/>
+          <w:color w:val="000000"/>
+          <w:sz w:val="18"/>
+          <w:highlight w:val="lightGray"/>
+        </w:rPr>
+        <w:t>o</w:t>
+      </w:r>
+      <w:r>
+        <w:rPr>
+          <w:rFonts w:ascii="Arial" w:hAnsi="Arial"/>
+          <w:b/>
           <w:i w:val="0"/>
           <w:color w:val="000000"/>
           <w:sz w:val="18"/>
@@ -1520,73 +1443,7 @@
       </w:r>
       <w:r>
         <w:rPr>
-          <w:rFonts w:ascii="Arial" w:hAnsi="Arial" w:eastAsia="Arial" w:cs="Arial"/>
-          <w:b w:val="0"/>
-          <w:i w:val="0"/>
-          <w:color w:val="000000"/>
-          <w:sz w:val="18"/>
-          <w:highlight w:val="lightGray"/>
-        </w:rPr>
-        <w:t>i</w:t>
-      </w:r>
-      <w:r>
-        <w:rPr>
-          <w:rFonts w:ascii="Arial" w:hAnsi="Arial" w:eastAsia="Arial" w:cs="Arial"/>
-          <w:b w:val="0"/>
-          <w:i w:val="0"/>
-          <w:color w:val="000000"/>
-          <w:sz w:val="18"/>
-          <w:highlight w:val="lightGray"/>
-        </w:rPr>
-        <w:t>)</w:t>
-      </w:r>
-      <w:r>
-        <w:rPr>
-          <w:rFonts w:ascii="Arial" w:hAnsi="Arial" w:eastAsia="Arial" w:cs="Arial"/>
-          <w:b w:val="0"/>
-          <w:i w:val="0"/>
-          <w:color w:val="000000"/>
-          <w:sz w:val="18"/>
-          <w:highlight w:val="lightGray"/>
-        </w:rPr>
-        <w:t>]</w:t>
-      </w:r>
-      <w:r>
-        <w:rPr>
-          <w:rFonts w:ascii="Arial" w:hAnsi="Arial" w:eastAsia="Arial" w:cs="Arial"/>
-          <w:b w:val="0"/>
-          <w:i w:val="0"/>
-          <w:color w:val="000000"/>
-          <w:sz w:val="18"/>
-          <w:highlight w:val="lightGray"/>
-        </w:rPr>
-        <w:t xml:space="preserve"> </w:t>
-      </w:r>
-      <w:r>
-        <w:rPr>
-          <w:rFonts w:ascii="Arial" w:hAnsi="Arial" w:eastAsia="Arial" w:cs="Arial"/>
-          <w:b/>
-          <w:i w:val="0"/>
-          <w:color w:val="000000"/>
-          <w:sz w:val="18"/>
-          <w:highlight w:val="lightGray"/>
-        </w:rPr>
-        <w:t>o</w:t>
-      </w:r>
-      <w:r>
-        <w:rPr>
-          <w:rFonts w:ascii="Arial" w:hAnsi="Arial" w:eastAsia="Arial" w:cs="Arial"/>
-          <w:b/>
-          <w:i w:val="0"/>
-          <w:color w:val="000000"/>
-          <w:sz w:val="18"/>
-          <w:highlight w:val="lightGray"/>
-        </w:rPr>
-        <w:t>n</w:t>
-      </w:r>
-      <w:r>
-        <w:rPr>
-          <w:rFonts w:ascii="Arial" w:hAnsi="Arial" w:eastAsia="Arial"/>
+          <w:rFonts w:ascii="Arial" w:hAnsi="Arial"/>
           <w:b w:val="0"/>
           <w:i w:val="0"/>
           <w:sz w:val="18"/>
@@ -1596,7 +1453,7 @@
       </w:r>
       <w:r>
         <w:rPr>
-          <w:rFonts w:ascii="Arial" w:hAnsi="Arial" w:eastAsia="Arial"/>
+          <w:rFonts w:ascii="Arial" w:hAnsi="Arial"/>
           <w:b w:val="0"/>
           <w:i w:val="0"/>
           <w:sz w:val="18"/>
@@ -1606,7 +1463,7 @@
       </w:r>
       <w:r>
         <w:rPr>
-          <w:rFonts w:ascii="Arial" w:hAnsi="Arial" w:eastAsia="Arial"/>
+          <w:rFonts w:ascii="Arial" w:hAnsi="Arial"/>
           <w:b w:val="0"/>
           <w:i w:val="0"/>
           <w:sz w:val="18"/>
@@ -3053,61 +2910,6 @@
           <w:sz w:val="18"/>
           <w:highlight w:val="lightGray"/>
         </w:rPr>
-        <w:t>g</w:t>
-      </w:r>
-      <w:r>
-        <w:rPr>
-          <w:rFonts w:ascii="Arial" w:hAnsi="Arial" w:eastAsia="Arial" w:cs="Arial"/>
-          <w:b w:val="0"/>
-          <w:i w:val="0"/>
-          <w:color w:val="000000"/>
-          <w:sz w:val="18"/>
-          <w:highlight w:val="lightGray"/>
-        </w:rPr>
-        <w:t>p</w:t>
-      </w:r>
-      <w:r>
-        <w:rPr>
-          <w:rFonts w:ascii="Arial" w:hAnsi="Arial" w:eastAsia="Arial" w:cs="Arial"/>
-          <w:b w:val="0"/>
-          <w:i w:val="0"/>
-          <w:color w:val="000000"/>
-          <w:sz w:val="18"/>
-          <w:highlight w:val="lightGray"/>
-        </w:rPr>
-        <w:t>t</w:t>
-      </w:r>
-      <w:r>
-        <w:rPr>
-          <w:rFonts w:ascii="Arial" w:hAnsi="Arial" w:eastAsia="Arial" w:cs="Arial"/>
-          <w:b w:val="0"/>
-          <w:i w:val="0"/>
-          <w:color w:val="000000"/>
-          <w:sz w:val="18"/>
-          <w:highlight w:val="lightGray"/>
-        </w:rPr>
-        <w:t xml:space="preserve"> </w:t>
-      </w:r>
-      <w:r>
-        <w:rPr>
-          <w:rFonts w:ascii="Arial" w:hAnsi="Arial" w:eastAsia="Arial" w:cs="Arial"/>
-          <w:b w:val="0"/>
-          <w:i w:val="0"/>
-          <w:color w:val="000000"/>
-          <w:sz w:val="18"/>
-          <w:highlight w:val="lightGray"/>
-        </w:rPr>
-        <w:t>(</w:t>
-      </w:r>
-      <w:r>
-        <w:rPr>
-          <w:rFonts w:ascii="Arial" w:hAnsi="Arial" w:eastAsia="Arial" w:cs="Arial"/>
-          <w:b w:val="0"/>
-          <w:i w:val="0"/>
-          <w:color w:val="000000"/>
-          <w:sz w:val="18"/>
-          <w:highlight w:val="lightGray"/>
-        </w:rPr>
         <w:t>G</w:t>
       </w:r>
       <w:r>
@@ -3134,63 +2936,41 @@
       </w:r>
       <w:r>
         <w:rPr>
-          <w:rFonts w:ascii="Arial" w:hAnsi="Arial" w:eastAsia="Arial" w:cs="Cambria Math"/>
-          <w:b w:val="0"/>
-          <w:i w:val="0"/>
-          <w:color w:val="000000"/>
-          <w:sz w:val="18"/>
-          <w:highlight w:val="lightGray"/>
-        </w:rPr>
-        <w:t>‑</w:t>
-      </w:r>
-      <w:r>
-        <w:rPr>
-          <w:rFonts w:ascii="Arial" w:hAnsi="Arial" w:eastAsia="Arial" w:cs="Arial"/>
-          <w:b w:val="0"/>
-          <w:i w:val="0"/>
-          <w:color w:val="000000"/>
-          <w:sz w:val="18"/>
-          <w:highlight w:val="lightGray"/>
-        </w:rPr>
-        <w:t>5</w:t>
-      </w:r>
-      <w:r>
-        <w:rPr>
-          <w:rFonts w:ascii="Arial" w:hAnsi="Arial" w:eastAsia="Arial" w:cs="Arial"/>
-          <w:b w:val="0"/>
-          <w:i w:val="0"/>
-          <w:color w:val="000000"/>
-          <w:sz w:val="18"/>
-          <w:highlight w:val="lightGray"/>
-        </w:rPr>
-        <w:t xml:space="preserve"> </w:t>
-      </w:r>
-      <w:r>
-        <w:rPr>
-          <w:rFonts w:ascii="Arial" w:hAnsi="Arial" w:eastAsia="Arial" w:cs="Arial"/>
-          <w:b w:val="0"/>
-          <w:i w:val="0"/>
-          <w:color w:val="000000"/>
-          <w:sz w:val="18"/>
-          <w:highlight w:val="lightGray"/>
-        </w:rPr>
-        <w:t>M</w:t>
-      </w:r>
-      <w:r>
-        <w:rPr>
-          <w:rFonts w:ascii="Arial" w:hAnsi="Arial" w:eastAsia="Arial" w:cs="Arial"/>
-          <w:b w:val="0"/>
-          <w:i w:val="0"/>
-          <w:color w:val="000000"/>
-          <w:sz w:val="18"/>
-          <w:highlight w:val="lightGray"/>
-        </w:rPr>
-        <w:t>i</w:t>
-      </w:r>
-      <w:r>
-        <w:rPr>
-          <w:rFonts w:ascii="Arial" w:hAnsi="Arial" w:eastAsia="Arial" w:cs="Arial"/>
-          <w:b w:val="0"/>
+          <w:rFonts w:ascii="Arial" w:hAnsi="Arial" w:eastAsia="Arial" w:cs="Arial"/>
+          <w:b w:val="0"/>
+          <w:i w:val="0"/>
+          <w:color w:val="000000"/>
+          <w:sz w:val="18"/>
+          <w:highlight w:val="lightGray"/>
+        </w:rPr>
+        <w:t>]</w:t>
+      </w:r>
+      <w:r>
+        <w:rPr>
+          <w:rFonts w:ascii="Arial" w:hAnsi="Arial"/>
+          <w:b w:val="0"/>
+          <w:i w:val="0"/>
+          <w:color w:val="000000"/>
+          <w:sz w:val="18"/>
+          <w:highlight w:val="lightGray"/>
+        </w:rPr>
+        <w:t xml:space="preserve"> </w:t>
+      </w:r>
+      <w:r>
+        <w:rPr>
+          <w:rFonts w:ascii="Arial" w:hAnsi="Arial"/>
+          <w:b/>
+          <w:i w:val="0"/>
+          <w:color w:val="000000"/>
+          <w:sz w:val="18"/>
+          <w:highlight w:val="lightGray"/>
+        </w:rPr>
+        <w:t>o</w:t>
+      </w:r>
+      <w:r>
+        <w:rPr>
+          <w:rFonts w:ascii="Arial" w:hAnsi="Arial"/>
+          <w:b/>
           <w:i w:val="0"/>
           <w:color w:val="000000"/>
           <w:sz w:val="18"/>
@@ -3200,73 +2980,7 @@
       </w:r>
       <w:r>
         <w:rPr>
-          <w:rFonts w:ascii="Arial" w:hAnsi="Arial" w:eastAsia="Arial" w:cs="Arial"/>
-          <w:b w:val="0"/>
-          <w:i w:val="0"/>
-          <w:color w:val="000000"/>
-          <w:sz w:val="18"/>
-          <w:highlight w:val="lightGray"/>
-        </w:rPr>
-        <w:t>i</w:t>
-      </w:r>
-      <w:r>
-        <w:rPr>
-          <w:rFonts w:ascii="Arial" w:hAnsi="Arial" w:eastAsia="Arial" w:cs="Arial"/>
-          <w:b w:val="0"/>
-          <w:i w:val="0"/>
-          <w:color w:val="000000"/>
-          <w:sz w:val="18"/>
-          <w:highlight w:val="lightGray"/>
-        </w:rPr>
-        <w:t>)</w:t>
-      </w:r>
-      <w:r>
-        <w:rPr>
-          <w:rFonts w:ascii="Arial" w:hAnsi="Arial" w:eastAsia="Arial" w:cs="Arial"/>
-          <w:b w:val="0"/>
-          <w:i w:val="0"/>
-          <w:color w:val="000000"/>
-          <w:sz w:val="18"/>
-          <w:highlight w:val="lightGray"/>
-        </w:rPr>
-        <w:t>]</w:t>
-      </w:r>
-      <w:r>
-        <w:rPr>
-          <w:rFonts w:ascii="Arial" w:hAnsi="Arial" w:eastAsia="Arial" w:cs="Arial"/>
-          <w:b w:val="0"/>
-          <w:i w:val="0"/>
-          <w:color w:val="000000"/>
-          <w:sz w:val="18"/>
-          <w:highlight w:val="lightGray"/>
-        </w:rPr>
-        <w:t xml:space="preserve"> </w:t>
-      </w:r>
-      <w:r>
-        <w:rPr>
-          <w:rFonts w:ascii="Arial" w:hAnsi="Arial" w:eastAsia="Arial" w:cs="Arial"/>
-          <w:b/>
-          <w:i w:val="0"/>
-          <w:color w:val="000000"/>
-          <w:sz w:val="18"/>
-          <w:highlight w:val="lightGray"/>
-        </w:rPr>
-        <w:t>o</w:t>
-      </w:r>
-      <w:r>
-        <w:rPr>
-          <w:rFonts w:ascii="Arial" w:hAnsi="Arial" w:eastAsia="Arial" w:cs="Arial"/>
-          <w:b/>
-          <w:i w:val="0"/>
-          <w:color w:val="000000"/>
-          <w:sz w:val="18"/>
-          <w:highlight w:val="lightGray"/>
-        </w:rPr>
-        <w:t>n</w:t>
-      </w:r>
-      <w:r>
-        <w:rPr>
-          <w:rFonts w:ascii="Arial" w:hAnsi="Arial" w:eastAsia="Arial"/>
+          <w:rFonts w:ascii="Arial" w:hAnsi="Arial"/>
           <w:b w:val="0"/>
           <w:i w:val="0"/>
           <w:sz w:val="18"/>
@@ -4771,61 +4485,6 @@
           <w:sz w:val="18"/>
           <w:highlight w:val="lightGray"/>
         </w:rPr>
-        <w:t>g</w:t>
-      </w:r>
-      <w:r>
-        <w:rPr>
-          <w:rFonts w:ascii="Arial" w:hAnsi="Arial" w:eastAsia="Arial" w:cs="Arial"/>
-          <w:b w:val="0"/>
-          <w:i w:val="0"/>
-          <w:color w:val="000000"/>
-          <w:sz w:val="18"/>
-          <w:highlight w:val="lightGray"/>
-        </w:rPr>
-        <w:t>p</w:t>
-      </w:r>
-      <w:r>
-        <w:rPr>
-          <w:rFonts w:ascii="Arial" w:hAnsi="Arial" w:eastAsia="Arial" w:cs="Arial"/>
-          <w:b w:val="0"/>
-          <w:i w:val="0"/>
-          <w:color w:val="000000"/>
-          <w:sz w:val="18"/>
-          <w:highlight w:val="lightGray"/>
-        </w:rPr>
-        <w:t>t</w:t>
-      </w:r>
-      <w:r>
-        <w:rPr>
-          <w:rFonts w:ascii="Arial" w:hAnsi="Arial" w:eastAsia="Arial" w:cs="Arial"/>
-          <w:b w:val="0"/>
-          <w:i w:val="0"/>
-          <w:color w:val="000000"/>
-          <w:sz w:val="18"/>
-          <w:highlight w:val="lightGray"/>
-        </w:rPr>
-        <w:t xml:space="preserve"> </w:t>
-      </w:r>
-      <w:r>
-        <w:rPr>
-          <w:rFonts w:ascii="Arial" w:hAnsi="Arial" w:eastAsia="Arial" w:cs="Arial"/>
-          <w:b w:val="0"/>
-          <w:i w:val="0"/>
-          <w:color w:val="000000"/>
-          <w:sz w:val="18"/>
-          <w:highlight w:val="lightGray"/>
-        </w:rPr>
-        <w:t>(</w:t>
-      </w:r>
-      <w:r>
-        <w:rPr>
-          <w:rFonts w:ascii="Arial" w:hAnsi="Arial" w:eastAsia="Arial" w:cs="Arial"/>
-          <w:b w:val="0"/>
-          <w:i w:val="0"/>
-          <w:color w:val="000000"/>
-          <w:sz w:val="18"/>
-          <w:highlight w:val="lightGray"/>
-        </w:rPr>
         <w:t>G</w:t>
       </w:r>
       <w:r>
@@ -4852,63 +4511,41 @@
       </w:r>
       <w:r>
         <w:rPr>
-          <w:rFonts w:ascii="Arial" w:hAnsi="Arial" w:eastAsia="Arial" w:cs="Cambria Math"/>
-          <w:b w:val="0"/>
-          <w:i w:val="0"/>
-          <w:color w:val="000000"/>
-          <w:sz w:val="18"/>
-          <w:highlight w:val="lightGray"/>
-        </w:rPr>
-        <w:t>‑</w:t>
-      </w:r>
-      <w:r>
-        <w:rPr>
-          <w:rFonts w:ascii="Arial" w:hAnsi="Arial" w:eastAsia="Arial" w:cs="Arial"/>
-          <w:b w:val="0"/>
-          <w:i w:val="0"/>
-          <w:color w:val="000000"/>
-          <w:sz w:val="18"/>
-          <w:highlight w:val="lightGray"/>
-        </w:rPr>
-        <w:t>5</w:t>
-      </w:r>
-      <w:r>
-        <w:rPr>
-          <w:rFonts w:ascii="Arial" w:hAnsi="Arial" w:eastAsia="Arial" w:cs="Arial"/>
-          <w:b w:val="0"/>
-          <w:i w:val="0"/>
-          <w:color w:val="000000"/>
-          <w:sz w:val="18"/>
-          <w:highlight w:val="lightGray"/>
-        </w:rPr>
-        <w:t xml:space="preserve"> </w:t>
-      </w:r>
-      <w:r>
-        <w:rPr>
-          <w:rFonts w:ascii="Arial" w:hAnsi="Arial" w:eastAsia="Arial" w:cs="Arial"/>
-          <w:b w:val="0"/>
-          <w:i w:val="0"/>
-          <w:color w:val="000000"/>
-          <w:sz w:val="18"/>
-          <w:highlight w:val="lightGray"/>
-        </w:rPr>
-        <w:t>M</w:t>
-      </w:r>
-      <w:r>
-        <w:rPr>
-          <w:rFonts w:ascii="Arial" w:hAnsi="Arial" w:eastAsia="Arial" w:cs="Arial"/>
-          <w:b w:val="0"/>
-          <w:i w:val="0"/>
-          <w:color w:val="000000"/>
-          <w:sz w:val="18"/>
-          <w:highlight w:val="lightGray"/>
-        </w:rPr>
-        <w:t>i</w:t>
-      </w:r>
-      <w:r>
-        <w:rPr>
-          <w:rFonts w:ascii="Arial" w:hAnsi="Arial" w:eastAsia="Arial" w:cs="Arial"/>
-          <w:b w:val="0"/>
+          <w:rFonts w:ascii="Arial" w:hAnsi="Arial" w:eastAsia="Arial" w:cs="Arial"/>
+          <w:b w:val="0"/>
+          <w:i w:val="0"/>
+          <w:color w:val="000000"/>
+          <w:sz w:val="18"/>
+          <w:highlight w:val="lightGray"/>
+        </w:rPr>
+        <w:t>]</w:t>
+      </w:r>
+      <w:r>
+        <w:rPr>
+          <w:rFonts w:ascii="Arial" w:hAnsi="Arial"/>
+          <w:b w:val="0"/>
+          <w:i w:val="0"/>
+          <w:color w:val="000000"/>
+          <w:sz w:val="18"/>
+          <w:highlight w:val="lightGray"/>
+        </w:rPr>
+        <w:t xml:space="preserve"> </w:t>
+      </w:r>
+      <w:r>
+        <w:rPr>
+          <w:rFonts w:ascii="Arial" w:hAnsi="Arial"/>
+          <w:b/>
+          <w:i w:val="0"/>
+          <w:color w:val="000000"/>
+          <w:sz w:val="18"/>
+          <w:highlight w:val="lightGray"/>
+        </w:rPr>
+        <w:t>o</w:t>
+      </w:r>
+      <w:r>
+        <w:rPr>
+          <w:rFonts w:ascii="Arial" w:hAnsi="Arial"/>
+          <w:b/>
           <w:i w:val="0"/>
           <w:color w:val="000000"/>
           <w:sz w:val="18"/>
@@ -4918,73 +4555,7 @@
       </w:r>
       <w:r>
         <w:rPr>
-          <w:rFonts w:ascii="Arial" w:hAnsi="Arial" w:eastAsia="Arial" w:cs="Arial"/>
-          <w:b w:val="0"/>
-          <w:i w:val="0"/>
-          <w:color w:val="000000"/>
-          <w:sz w:val="18"/>
-          <w:highlight w:val="lightGray"/>
-        </w:rPr>
-        <w:t>i</w:t>
-      </w:r>
-      <w:r>
-        <w:rPr>
-          <w:rFonts w:ascii="Arial" w:hAnsi="Arial" w:eastAsia="Arial" w:cs="Arial"/>
-          <w:b w:val="0"/>
-          <w:i w:val="0"/>
-          <w:color w:val="000000"/>
-          <w:sz w:val="18"/>
-          <w:highlight w:val="lightGray"/>
-        </w:rPr>
-        <w:t>)</w:t>
-      </w:r>
-      <w:r>
-        <w:rPr>
-          <w:rFonts w:ascii="Arial" w:hAnsi="Arial" w:eastAsia="Arial" w:cs="Arial"/>
-          <w:b w:val="0"/>
-          <w:i w:val="0"/>
-          <w:color w:val="000000"/>
-          <w:sz w:val="18"/>
-          <w:highlight w:val="lightGray"/>
-        </w:rPr>
-        <w:t>]</w:t>
-      </w:r>
-      <w:r>
-        <w:rPr>
-          <w:rFonts w:ascii="Arial" w:hAnsi="Arial" w:eastAsia="Arial" w:cs="Arial"/>
-          <w:b w:val="0"/>
-          <w:i w:val="0"/>
-          <w:color w:val="000000"/>
-          <w:sz w:val="18"/>
-          <w:highlight w:val="lightGray"/>
-        </w:rPr>
-        <w:t xml:space="preserve"> </w:t>
-      </w:r>
-      <w:r>
-        <w:rPr>
-          <w:rFonts w:ascii="Arial" w:hAnsi="Arial" w:eastAsia="Arial" w:cs="Arial"/>
-          <w:b/>
-          <w:i w:val="0"/>
-          <w:color w:val="000000"/>
-          <w:sz w:val="18"/>
-          <w:highlight w:val="lightGray"/>
-        </w:rPr>
-        <w:t>o</w:t>
-      </w:r>
-      <w:r>
-        <w:rPr>
-          <w:rFonts w:ascii="Arial" w:hAnsi="Arial" w:eastAsia="Arial" w:cs="Arial"/>
-          <w:b/>
-          <w:i w:val="0"/>
-          <w:color w:val="000000"/>
-          <w:sz w:val="18"/>
-          <w:highlight w:val="lightGray"/>
-        </w:rPr>
-        <w:t>n</w:t>
-      </w:r>
-      <w:r>
-        <w:rPr>
-          <w:rFonts w:ascii="Arial" w:hAnsi="Arial" w:eastAsia="Arial"/>
+          <w:rFonts w:ascii="Arial" w:hAnsi="Arial"/>
           <w:b w:val="0"/>
           <w:i w:val="0"/>
           <w:sz w:val="18"/>
@@ -6394,61 +5965,6 @@
           <w:sz w:val="18"/>
           <w:highlight w:val="lightGray"/>
         </w:rPr>
-        <w:t>g</w:t>
-      </w:r>
-      <w:r>
-        <w:rPr>
-          <w:rFonts w:ascii="Arial" w:hAnsi="Arial" w:eastAsia="Arial" w:cs="Arial"/>
-          <w:b w:val="0"/>
-          <w:i w:val="0"/>
-          <w:color w:val="000000"/>
-          <w:sz w:val="18"/>
-          <w:highlight w:val="lightGray"/>
-        </w:rPr>
-        <w:t>p</w:t>
-      </w:r>
-      <w:r>
-        <w:rPr>
-          <w:rFonts w:ascii="Arial" w:hAnsi="Arial" w:eastAsia="Arial" w:cs="Arial"/>
-          <w:b w:val="0"/>
-          <w:i w:val="0"/>
-          <w:color w:val="000000"/>
-          <w:sz w:val="18"/>
-          <w:highlight w:val="lightGray"/>
-        </w:rPr>
-        <w:t>t</w:t>
-      </w:r>
-      <w:r>
-        <w:rPr>
-          <w:rFonts w:ascii="Arial" w:hAnsi="Arial" w:eastAsia="Arial" w:cs="Arial"/>
-          <w:b w:val="0"/>
-          <w:i w:val="0"/>
-          <w:color w:val="000000"/>
-          <w:sz w:val="18"/>
-          <w:highlight w:val="lightGray"/>
-        </w:rPr>
-        <w:t xml:space="preserve"> </w:t>
-      </w:r>
-      <w:r>
-        <w:rPr>
-          <w:rFonts w:ascii="Arial" w:hAnsi="Arial" w:eastAsia="Arial" w:cs="Arial"/>
-          <w:b w:val="0"/>
-          <w:i w:val="0"/>
-          <w:color w:val="000000"/>
-          <w:sz w:val="18"/>
-          <w:highlight w:val="lightGray"/>
-        </w:rPr>
-        <w:t>(</w:t>
-      </w:r>
-      <w:r>
-        <w:rPr>
-          <w:rFonts w:ascii="Arial" w:hAnsi="Arial" w:eastAsia="Arial" w:cs="Arial"/>
-          <w:b w:val="0"/>
-          <w:i w:val="0"/>
-          <w:color w:val="000000"/>
-          <w:sz w:val="18"/>
-          <w:highlight w:val="lightGray"/>
-        </w:rPr>
         <w:t>G</w:t>
       </w:r>
       <w:r>
@@ -6475,63 +5991,41 @@
       </w:r>
       <w:r>
         <w:rPr>
-          <w:rFonts w:ascii="Arial" w:hAnsi="Arial" w:eastAsia="Arial" w:cs="Cambria Math"/>
-          <w:b w:val="0"/>
-          <w:i w:val="0"/>
-          <w:color w:val="000000"/>
-          <w:sz w:val="18"/>
-          <w:highlight w:val="lightGray"/>
-        </w:rPr>
-        <w:t>‑</w:t>
-      </w:r>
-      <w:r>
-        <w:rPr>
-          <w:rFonts w:ascii="Arial" w:hAnsi="Arial" w:eastAsia="Arial" w:cs="Arial"/>
-          <w:b w:val="0"/>
-          <w:i w:val="0"/>
-          <w:color w:val="000000"/>
-          <w:sz w:val="18"/>
-          <w:highlight w:val="lightGray"/>
-        </w:rPr>
-        <w:t>5</w:t>
-      </w:r>
-      <w:r>
-        <w:rPr>
-          <w:rFonts w:ascii="Arial" w:hAnsi="Arial" w:eastAsia="Arial" w:cs="Arial"/>
-          <w:b w:val="0"/>
-          <w:i w:val="0"/>
-          <w:color w:val="000000"/>
-          <w:sz w:val="18"/>
-          <w:highlight w:val="lightGray"/>
-        </w:rPr>
-        <w:t xml:space="preserve"> </w:t>
-      </w:r>
-      <w:r>
-        <w:rPr>
-          <w:rFonts w:ascii="Arial" w:hAnsi="Arial" w:eastAsia="Arial" w:cs="Arial"/>
-          <w:b w:val="0"/>
-          <w:i w:val="0"/>
-          <w:color w:val="000000"/>
-          <w:sz w:val="18"/>
-          <w:highlight w:val="lightGray"/>
-        </w:rPr>
-        <w:t>M</w:t>
-      </w:r>
-      <w:r>
-        <w:rPr>
-          <w:rFonts w:ascii="Arial" w:hAnsi="Arial" w:eastAsia="Arial" w:cs="Arial"/>
-          <w:b w:val="0"/>
-          <w:i w:val="0"/>
-          <w:color w:val="000000"/>
-          <w:sz w:val="18"/>
-          <w:highlight w:val="lightGray"/>
-        </w:rPr>
-        <w:t>i</w:t>
-      </w:r>
-      <w:r>
-        <w:rPr>
-          <w:rFonts w:ascii="Arial" w:hAnsi="Arial" w:eastAsia="Arial" w:cs="Arial"/>
-          <w:b w:val="0"/>
+          <w:rFonts w:ascii="Arial" w:hAnsi="Arial" w:eastAsia="Arial" w:cs="Arial"/>
+          <w:b w:val="0"/>
+          <w:i w:val="0"/>
+          <w:color w:val="000000"/>
+          <w:sz w:val="18"/>
+          <w:highlight w:val="lightGray"/>
+        </w:rPr>
+        <w:t>]</w:t>
+      </w:r>
+      <w:r>
+        <w:rPr>
+          <w:rFonts w:ascii="Arial" w:hAnsi="Arial"/>
+          <w:b w:val="0"/>
+          <w:i w:val="0"/>
+          <w:color w:val="000000"/>
+          <w:sz w:val="18"/>
+          <w:highlight w:val="lightGray"/>
+        </w:rPr>
+        <w:t xml:space="preserve"> </w:t>
+      </w:r>
+      <w:r>
+        <w:rPr>
+          <w:rFonts w:ascii="Arial" w:hAnsi="Arial"/>
+          <w:b/>
+          <w:i w:val="0"/>
+          <w:color w:val="000000"/>
+          <w:sz w:val="18"/>
+          <w:highlight w:val="lightGray"/>
+        </w:rPr>
+        <w:t>o</w:t>
+      </w:r>
+      <w:r>
+        <w:rPr>
+          <w:rFonts w:ascii="Arial" w:hAnsi="Arial"/>
+          <w:b/>
           <w:i w:val="0"/>
           <w:color w:val="000000"/>
           <w:sz w:val="18"/>
@@ -6541,73 +6035,7 @@
       </w:r>
       <w:r>
         <w:rPr>
-          <w:rFonts w:ascii="Arial" w:hAnsi="Arial" w:eastAsia="Arial" w:cs="Arial"/>
-          <w:b w:val="0"/>
-          <w:i w:val="0"/>
-          <w:color w:val="000000"/>
-          <w:sz w:val="18"/>
-          <w:highlight w:val="lightGray"/>
-        </w:rPr>
-        <w:t>i</w:t>
-      </w:r>
-      <w:r>
-        <w:rPr>
-          <w:rFonts w:ascii="Arial" w:hAnsi="Arial" w:eastAsia="Arial" w:cs="Arial"/>
-          <w:b w:val="0"/>
-          <w:i w:val="0"/>
-          <w:color w:val="000000"/>
-          <w:sz w:val="18"/>
-          <w:highlight w:val="lightGray"/>
-        </w:rPr>
-        <w:t>)</w:t>
-      </w:r>
-      <w:r>
-        <w:rPr>
-          <w:rFonts w:ascii="Arial" w:hAnsi="Arial" w:eastAsia="Arial" w:cs="Arial"/>
-          <w:b w:val="0"/>
-          <w:i w:val="0"/>
-          <w:color w:val="000000"/>
-          <w:sz w:val="18"/>
-          <w:highlight w:val="lightGray"/>
-        </w:rPr>
-        <w:t>]</w:t>
-      </w:r>
-      <w:r>
-        <w:rPr>
-          <w:rFonts w:ascii="Arial" w:hAnsi="Arial" w:eastAsia="Arial" w:cs="Arial"/>
-          <w:b w:val="0"/>
-          <w:i w:val="0"/>
-          <w:color w:val="000000"/>
-          <w:sz w:val="18"/>
-          <w:highlight w:val="lightGray"/>
-        </w:rPr>
-        <w:t xml:space="preserve"> </w:t>
-      </w:r>
-      <w:r>
-        <w:rPr>
-          <w:rFonts w:ascii="Arial" w:hAnsi="Arial" w:eastAsia="Arial" w:cs="Arial"/>
-          <w:b/>
-          <w:i w:val="0"/>
-          <w:color w:val="000000"/>
-          <w:sz w:val="18"/>
-          <w:highlight w:val="lightGray"/>
-        </w:rPr>
-        <w:t>o</w:t>
-      </w:r>
-      <w:r>
-        <w:rPr>
-          <w:rFonts w:ascii="Arial" w:hAnsi="Arial" w:eastAsia="Arial" w:cs="Arial"/>
-          <w:b/>
-          <w:i w:val="0"/>
-          <w:color w:val="000000"/>
-          <w:sz w:val="18"/>
-          <w:highlight w:val="lightGray"/>
-        </w:rPr>
-        <w:t>n</w:t>
-      </w:r>
-      <w:r>
-        <w:rPr>
-          <w:rFonts w:ascii="Arial" w:hAnsi="Arial" w:eastAsia="Arial"/>
+          <w:rFonts w:ascii="Arial" w:hAnsi="Arial"/>
           <w:b w:val="0"/>
           <w:i w:val="0"/>
           <w:sz w:val="18"/>
@@ -8054,61 +7482,6 @@
           <w:sz w:val="18"/>
           <w:highlight w:val="lightGray"/>
         </w:rPr>
-        <w:t>g</w:t>
-      </w:r>
-      <w:r>
-        <w:rPr>
-          <w:rFonts w:ascii="Arial" w:hAnsi="Arial" w:eastAsia="Arial" w:cs="Arial"/>
-          <w:b w:val="0"/>
-          <w:i w:val="0"/>
-          <w:color w:val="000000"/>
-          <w:sz w:val="18"/>
-          <w:highlight w:val="lightGray"/>
-        </w:rPr>
-        <w:t>p</w:t>
-      </w:r>
-      <w:r>
-        <w:rPr>
-          <w:rFonts w:ascii="Arial" w:hAnsi="Arial" w:eastAsia="Arial" w:cs="Arial"/>
-          <w:b w:val="0"/>
-          <w:i w:val="0"/>
-          <w:color w:val="000000"/>
-          <w:sz w:val="18"/>
-          <w:highlight w:val="lightGray"/>
-        </w:rPr>
-        <w:t>t</w:t>
-      </w:r>
-      <w:r>
-        <w:rPr>
-          <w:rFonts w:ascii="Arial" w:hAnsi="Arial" w:eastAsia="Arial" w:cs="Arial"/>
-          <w:b w:val="0"/>
-          <w:i w:val="0"/>
-          <w:color w:val="000000"/>
-          <w:sz w:val="18"/>
-          <w:highlight w:val="lightGray"/>
-        </w:rPr>
-        <w:t xml:space="preserve"> </w:t>
-      </w:r>
-      <w:r>
-        <w:rPr>
-          <w:rFonts w:ascii="Arial" w:hAnsi="Arial" w:eastAsia="Arial" w:cs="Arial"/>
-          <w:b w:val="0"/>
-          <w:i w:val="0"/>
-          <w:color w:val="000000"/>
-          <w:sz w:val="18"/>
-          <w:highlight w:val="lightGray"/>
-        </w:rPr>
-        <w:t>(</w:t>
-      </w:r>
-      <w:r>
-        <w:rPr>
-          <w:rFonts w:ascii="Arial" w:hAnsi="Arial" w:eastAsia="Arial" w:cs="Arial"/>
-          <w:b w:val="0"/>
-          <w:i w:val="0"/>
-          <w:color w:val="000000"/>
-          <w:sz w:val="18"/>
-          <w:highlight w:val="lightGray"/>
-        </w:rPr>
         <w:t>G</w:t>
       </w:r>
       <w:r>
@@ -8135,63 +7508,41 @@
       </w:r>
       <w:r>
         <w:rPr>
-          <w:rFonts w:ascii="Arial" w:hAnsi="Arial" w:eastAsia="Arial" w:cs="Cambria Math"/>
-          <w:b w:val="0"/>
-          <w:i w:val="0"/>
-          <w:color w:val="000000"/>
-          <w:sz w:val="18"/>
-          <w:highlight w:val="lightGray"/>
-        </w:rPr>
-        <w:t>‑</w:t>
-      </w:r>
-      <w:r>
-        <w:rPr>
-          <w:rFonts w:ascii="Arial" w:hAnsi="Arial" w:eastAsia="Arial" w:cs="Arial"/>
-          <w:b w:val="0"/>
-          <w:i w:val="0"/>
-          <w:color w:val="000000"/>
-          <w:sz w:val="18"/>
-          <w:highlight w:val="lightGray"/>
-        </w:rPr>
-        <w:t>5</w:t>
-      </w:r>
-      <w:r>
-        <w:rPr>
-          <w:rFonts w:ascii="Arial" w:hAnsi="Arial" w:eastAsia="Arial" w:cs="Arial"/>
-          <w:b w:val="0"/>
-          <w:i w:val="0"/>
-          <w:color w:val="000000"/>
-          <w:sz w:val="18"/>
-          <w:highlight w:val="lightGray"/>
-        </w:rPr>
-        <w:t xml:space="preserve"> </w:t>
-      </w:r>
-      <w:r>
-        <w:rPr>
-          <w:rFonts w:ascii="Arial" w:hAnsi="Arial" w:eastAsia="Arial" w:cs="Arial"/>
-          <w:b w:val="0"/>
-          <w:i w:val="0"/>
-          <w:color w:val="000000"/>
-          <w:sz w:val="18"/>
-          <w:highlight w:val="lightGray"/>
-        </w:rPr>
-        <w:t>M</w:t>
-      </w:r>
-      <w:r>
-        <w:rPr>
-          <w:rFonts w:ascii="Arial" w:hAnsi="Arial" w:eastAsia="Arial" w:cs="Arial"/>
-          <w:b w:val="0"/>
-          <w:i w:val="0"/>
-          <w:color w:val="000000"/>
-          <w:sz w:val="18"/>
-          <w:highlight w:val="lightGray"/>
-        </w:rPr>
-        <w:t>i</w:t>
-      </w:r>
-      <w:r>
-        <w:rPr>
-          <w:rFonts w:ascii="Arial" w:hAnsi="Arial" w:eastAsia="Arial" w:cs="Arial"/>
-          <w:b w:val="0"/>
+          <w:rFonts w:ascii="Arial" w:hAnsi="Arial" w:eastAsia="Arial" w:cs="Arial"/>
+          <w:b w:val="0"/>
+          <w:i w:val="0"/>
+          <w:color w:val="000000"/>
+          <w:sz w:val="18"/>
+          <w:highlight w:val="lightGray"/>
+        </w:rPr>
+        <w:t>]</w:t>
+      </w:r>
+      <w:r>
+        <w:rPr>
+          <w:rFonts w:ascii="Arial" w:hAnsi="Arial"/>
+          <w:b w:val="0"/>
+          <w:i w:val="0"/>
+          <w:color w:val="000000"/>
+          <w:sz w:val="18"/>
+          <w:highlight w:val="lightGray"/>
+        </w:rPr>
+        <w:t xml:space="preserve"> </w:t>
+      </w:r>
+      <w:r>
+        <w:rPr>
+          <w:rFonts w:ascii="Arial" w:hAnsi="Arial"/>
+          <w:b/>
+          <w:i w:val="0"/>
+          <w:color w:val="000000"/>
+          <w:sz w:val="18"/>
+          <w:highlight w:val="lightGray"/>
+        </w:rPr>
+        <w:t>o</w:t>
+      </w:r>
+      <w:r>
+        <w:rPr>
+          <w:rFonts w:ascii="Arial" w:hAnsi="Arial"/>
+          <w:b/>
           <w:i w:val="0"/>
           <w:color w:val="000000"/>
           <w:sz w:val="18"/>
@@ -8201,73 +7552,7 @@
       </w:r>
       <w:r>
         <w:rPr>
-          <w:rFonts w:ascii="Arial" w:hAnsi="Arial" w:eastAsia="Arial" w:cs="Arial"/>
-          <w:b w:val="0"/>
-          <w:i w:val="0"/>
-          <w:color w:val="000000"/>
-          <w:sz w:val="18"/>
-          <w:highlight w:val="lightGray"/>
-        </w:rPr>
-        <w:t>i</w:t>
-      </w:r>
-      <w:r>
-        <w:rPr>
-          <w:rFonts w:ascii="Arial" w:hAnsi="Arial" w:eastAsia="Arial" w:cs="Arial"/>
-          <w:b w:val="0"/>
-          <w:i w:val="0"/>
-          <w:color w:val="000000"/>
-          <w:sz w:val="18"/>
-          <w:highlight w:val="lightGray"/>
-        </w:rPr>
-        <w:t>)</w:t>
-      </w:r>
-      <w:r>
-        <w:rPr>
-          <w:rFonts w:ascii="Arial" w:hAnsi="Arial" w:eastAsia="Arial" w:cs="Arial"/>
-          <w:b w:val="0"/>
-          <w:i w:val="0"/>
-          <w:color w:val="000000"/>
-          <w:sz w:val="18"/>
-          <w:highlight w:val="lightGray"/>
-        </w:rPr>
-        <w:t>]</w:t>
-      </w:r>
-      <w:r>
-        <w:rPr>
-          <w:rFonts w:ascii="Arial" w:hAnsi="Arial" w:eastAsia="Arial" w:cs="Arial"/>
-          <w:b w:val="0"/>
-          <w:i w:val="0"/>
-          <w:color w:val="000000"/>
-          <w:sz w:val="18"/>
-          <w:highlight w:val="lightGray"/>
-        </w:rPr>
-        <w:t xml:space="preserve"> </w:t>
-      </w:r>
-      <w:r>
-        <w:rPr>
-          <w:rFonts w:ascii="Arial" w:hAnsi="Arial" w:eastAsia="Arial" w:cs="Arial"/>
-          <w:b/>
-          <w:i w:val="0"/>
-          <w:color w:val="000000"/>
-          <w:sz w:val="18"/>
-          <w:highlight w:val="lightGray"/>
-        </w:rPr>
-        <w:t>o</w:t>
-      </w:r>
-      <w:r>
-        <w:rPr>
-          <w:rFonts w:ascii="Arial" w:hAnsi="Arial" w:eastAsia="Arial" w:cs="Arial"/>
-          <w:b/>
-          <w:i w:val="0"/>
-          <w:color w:val="000000"/>
-          <w:sz w:val="18"/>
-          <w:highlight w:val="lightGray"/>
-        </w:rPr>
-        <w:t>n</w:t>
-      </w:r>
-      <w:r>
-        <w:rPr>
-          <w:rFonts w:ascii="Arial" w:hAnsi="Arial" w:eastAsia="Arial"/>
+          <w:rFonts w:ascii="Arial" w:hAnsi="Arial"/>
           <w:b w:val="0"/>
           <w:i w:val="0"/>
           <w:sz w:val="18"/>
